--- a/第20届智能车缩微光电组-中国海洋大学MCL39战队开源汇总.docx
+++ b/第20届智能车缩微光电组-中国海洋大学MCL39战队开源汇总.docx
@@ -111,7 +111,25 @@
           <w:sz w:val="28"/>
           <w:szCs w:val="32"/>
         </w:rPr>
-        <w:t>届比赛是我第一次参加智能车，总体成绩达到了预期，就是可惜决赛前一天晚上改代码改出问题了，决赛没能完赛。在备赛期间，车友们的各种开源和经验分享对我帮助很大，特别是上交的开源和青山佬的方案分享。虽然没有大佬的实力，但我也很愿意把我的方案拿出来与各位分享，期望能对大家有一点帮助。</w:t>
+        <w:t>届比赛是我第一次参加智能车，总体成绩达到了预期，就是可惜决赛前一天晚上改代码改出问题了，决赛没能完赛。在备赛期间，车友们的各种开源和经验分享对我帮助很大，特别是上交的开源和青山</w:t>
+      </w:r>
+      <w:proofErr w:type="gramStart"/>
+      <w:r>
+        <w:rPr>
+          <w:rFonts w:hint="eastAsia"/>
+          <w:sz w:val="28"/>
+          <w:szCs w:val="32"/>
+        </w:rPr>
+        <w:t>佬</w:t>
+      </w:r>
+      <w:proofErr w:type="gramEnd"/>
+      <w:r>
+        <w:rPr>
+          <w:rFonts w:hint="eastAsia"/>
+          <w:sz w:val="28"/>
+          <w:szCs w:val="32"/>
+        </w:rPr>
+        <w:t>的方案分享。虽然没有大佬的实力，但我也很愿意把我的方案拿出来与各位分享，期望能对大家有一点帮助。</w:t>
       </w:r>
       <w:r>
         <w:rPr>
@@ -349,7 +367,25 @@
           <w:sz w:val="28"/>
           <w:szCs w:val="32"/>
         </w:rPr>
-        <w:t>（代码位置image.c）</w:t>
+        <w:t>（代码位置</w:t>
+      </w:r>
+      <w:proofErr w:type="spellStart"/>
+      <w:r>
+        <w:rPr>
+          <w:rFonts w:hint="eastAsia"/>
+          <w:sz w:val="28"/>
+          <w:szCs w:val="32"/>
+        </w:rPr>
+        <w:t>image.c</w:t>
+      </w:r>
+      <w:proofErr w:type="spellEnd"/>
+      <w:r>
+        <w:rPr>
+          <w:rFonts w:hint="eastAsia"/>
+          <w:sz w:val="28"/>
+          <w:szCs w:val="32"/>
+        </w:rPr>
+        <w:t>）</w:t>
       </w:r>
     </w:p>
     <w:p>
@@ -397,12 +433,21 @@
           <w:shd w:val="clear" w:color="auto" w:fill="FCFCFC"/>
         </w:rPr>
       </w:pPr>
-      <w:r>
-        <w:rPr>
-          <w:rFonts w:ascii="Segoe UI" w:hAnsi="Segoe UI" w:cs="Segoe UI"/>
-          <w:shd w:val="clear" w:color="auto" w:fill="FCFCFC"/>
-        </w:rPr>
-        <w:t>二值化是一种将</w:t>
+      <w:proofErr w:type="gramStart"/>
+      <w:r>
+        <w:rPr>
+          <w:rFonts w:ascii="Segoe UI" w:hAnsi="Segoe UI" w:cs="Segoe UI"/>
+          <w:shd w:val="clear" w:color="auto" w:fill="FCFCFC"/>
+        </w:rPr>
+        <w:t>二值化是</w:t>
+      </w:r>
+      <w:proofErr w:type="gramEnd"/>
+      <w:r>
+        <w:rPr>
+          <w:rFonts w:ascii="Segoe UI" w:hAnsi="Segoe UI" w:cs="Segoe UI"/>
+          <w:shd w:val="clear" w:color="auto" w:fill="FCFCFC"/>
+        </w:rPr>
+        <w:t>一种将</w:t>
       </w:r>
       <w:r>
         <w:rPr>
@@ -562,7 +607,39 @@
           <w:rFonts w:ascii="Segoe UI" w:hAnsi="Segoe UI" w:cs="Segoe UI" w:hint="eastAsia"/>
           <w:shd w:val="clear" w:color="auto" w:fill="FCFCFC"/>
         </w:rPr>
-        <w:t>最简单的二值化方法就是手动设定某一个某一个阈值，高于阈值的像素设为白色，低于阈值的部分设为黑色：</w:t>
+        <w:t>最简单的</w:t>
+      </w:r>
+      <w:proofErr w:type="gramStart"/>
+      <w:r>
+        <w:rPr>
+          <w:rFonts w:ascii="Segoe UI" w:hAnsi="Segoe UI" w:cs="Segoe UI" w:hint="eastAsia"/>
+          <w:shd w:val="clear" w:color="auto" w:fill="FCFCFC"/>
+        </w:rPr>
+        <w:t>二值化方法</w:t>
+      </w:r>
+      <w:proofErr w:type="gramEnd"/>
+      <w:r>
+        <w:rPr>
+          <w:rFonts w:ascii="Segoe UI" w:hAnsi="Segoe UI" w:cs="Segoe UI" w:hint="eastAsia"/>
+          <w:shd w:val="clear" w:color="auto" w:fill="FCFCFC"/>
+        </w:rPr>
+        <w:t>就是手动设定</w:t>
+      </w:r>
+      <w:proofErr w:type="gramStart"/>
+      <w:r>
+        <w:rPr>
+          <w:rFonts w:ascii="Segoe UI" w:hAnsi="Segoe UI" w:cs="Segoe UI" w:hint="eastAsia"/>
+          <w:shd w:val="clear" w:color="auto" w:fill="FCFCFC"/>
+        </w:rPr>
+        <w:t>某一个某一个</w:t>
+      </w:r>
+      <w:proofErr w:type="gramEnd"/>
+      <w:r>
+        <w:rPr>
+          <w:rFonts w:ascii="Segoe UI" w:hAnsi="Segoe UI" w:cs="Segoe UI" w:hint="eastAsia"/>
+          <w:shd w:val="clear" w:color="auto" w:fill="FCFCFC"/>
+        </w:rPr>
+        <w:t>阈值，高于阈值的像素设为白色，低于阈值的部分设为黑色：</w:t>
       </w:r>
     </w:p>
     <w:p>
@@ -579,7 +656,71 @@
           <w:rFonts w:ascii="Segoe UI" w:hAnsi="Segoe UI" w:cs="Segoe UI"/>
           <w:shd w:val="clear" w:color="auto" w:fill="FCFCFC"/>
         </w:rPr>
-        <w:t>void threshold(uint8_t *img_data, uint8_t *output_data, int width, int height, int thres){</w:t>
+        <w:t xml:space="preserve">void </w:t>
+      </w:r>
+      <w:proofErr w:type="gramStart"/>
+      <w:r>
+        <w:rPr>
+          <w:rFonts w:ascii="Segoe UI" w:hAnsi="Segoe UI" w:cs="Segoe UI"/>
+          <w:shd w:val="clear" w:color="auto" w:fill="FCFCFC"/>
+        </w:rPr>
+        <w:t>threshold(</w:t>
+      </w:r>
+      <w:proofErr w:type="gramEnd"/>
+      <w:r>
+        <w:rPr>
+          <w:rFonts w:ascii="Segoe UI" w:hAnsi="Segoe UI" w:cs="Segoe UI"/>
+          <w:shd w:val="clear" w:color="auto" w:fill="FCFCFC"/>
+        </w:rPr>
+        <w:t>uint8_t *</w:t>
+      </w:r>
+      <w:proofErr w:type="spellStart"/>
+      <w:r>
+        <w:rPr>
+          <w:rFonts w:ascii="Segoe UI" w:hAnsi="Segoe UI" w:cs="Segoe UI"/>
+          <w:shd w:val="clear" w:color="auto" w:fill="FCFCFC"/>
+        </w:rPr>
+        <w:t>img_data</w:t>
+      </w:r>
+      <w:proofErr w:type="spellEnd"/>
+      <w:r>
+        <w:rPr>
+          <w:rFonts w:ascii="Segoe UI" w:hAnsi="Segoe UI" w:cs="Segoe UI"/>
+          <w:shd w:val="clear" w:color="auto" w:fill="FCFCFC"/>
+        </w:rPr>
+        <w:t>, uint8_t *</w:t>
+      </w:r>
+      <w:proofErr w:type="spellStart"/>
+      <w:r>
+        <w:rPr>
+          <w:rFonts w:ascii="Segoe UI" w:hAnsi="Segoe UI" w:cs="Segoe UI"/>
+          <w:shd w:val="clear" w:color="auto" w:fill="FCFCFC"/>
+        </w:rPr>
+        <w:t>output_data</w:t>
+      </w:r>
+      <w:proofErr w:type="spellEnd"/>
+      <w:r>
+        <w:rPr>
+          <w:rFonts w:ascii="Segoe UI" w:hAnsi="Segoe UI" w:cs="Segoe UI"/>
+          <w:shd w:val="clear" w:color="auto" w:fill="FCFCFC"/>
+        </w:rPr>
+        <w:t xml:space="preserve">, int width, int height, int </w:t>
+      </w:r>
+      <w:proofErr w:type="spellStart"/>
+      <w:r>
+        <w:rPr>
+          <w:rFonts w:ascii="Segoe UI" w:hAnsi="Segoe UI" w:cs="Segoe UI"/>
+          <w:shd w:val="clear" w:color="auto" w:fill="FCFCFC"/>
+        </w:rPr>
+        <w:t>thres</w:t>
+      </w:r>
+      <w:proofErr w:type="spellEnd"/>
+      <w:r>
+        <w:rPr>
+          <w:rFonts w:ascii="Segoe UI" w:hAnsi="Segoe UI" w:cs="Segoe UI"/>
+          <w:shd w:val="clear" w:color="auto" w:fill="FCFCFC"/>
+        </w:rPr>
+        <w:t>){</w:t>
       </w:r>
     </w:p>
     <w:p>
@@ -596,7 +737,23 @@
           <w:rFonts w:ascii="Segoe UI" w:hAnsi="Segoe UI" w:cs="Segoe UI"/>
           <w:shd w:val="clear" w:color="auto" w:fill="FCFCFC"/>
         </w:rPr>
-        <w:t xml:space="preserve">  for(int y=0; y&lt;height; y++){</w:t>
+        <w:t xml:space="preserve">  </w:t>
+      </w:r>
+      <w:proofErr w:type="gramStart"/>
+      <w:r>
+        <w:rPr>
+          <w:rFonts w:ascii="Segoe UI" w:hAnsi="Segoe UI" w:cs="Segoe UI"/>
+          <w:shd w:val="clear" w:color="auto" w:fill="FCFCFC"/>
+        </w:rPr>
+        <w:t>for(</w:t>
+      </w:r>
+      <w:proofErr w:type="gramEnd"/>
+      <w:r>
+        <w:rPr>
+          <w:rFonts w:ascii="Segoe UI" w:hAnsi="Segoe UI" w:cs="Segoe UI"/>
+          <w:shd w:val="clear" w:color="auto" w:fill="FCFCFC"/>
+        </w:rPr>
+        <w:t>int y=0; y&lt;height; y++){</w:t>
       </w:r>
     </w:p>
     <w:p>
@@ -614,7 +771,22 @@
           <w:shd w:val="clear" w:color="auto" w:fill="FCFCFC"/>
         </w:rPr>
         <w:tab/>
-        <w:t>for(int x=0; x&lt;width; x++){</w:t>
+      </w:r>
+      <w:proofErr w:type="gramStart"/>
+      <w:r>
+        <w:rPr>
+          <w:rFonts w:ascii="Segoe UI" w:hAnsi="Segoe UI" w:cs="Segoe UI"/>
+          <w:shd w:val="clear" w:color="auto" w:fill="FCFCFC"/>
+        </w:rPr>
+        <w:t>for(</w:t>
+      </w:r>
+      <w:proofErr w:type="gramEnd"/>
+      <w:r>
+        <w:rPr>
+          <w:rFonts w:ascii="Segoe UI" w:hAnsi="Segoe UI" w:cs="Segoe UI"/>
+          <w:shd w:val="clear" w:color="auto" w:fill="FCFCFC"/>
+        </w:rPr>
+        <w:t>int x=0; x&lt;width; x++){</w:t>
       </w:r>
     </w:p>
     <w:p>
@@ -632,7 +804,112 @@
           <w:shd w:val="clear" w:color="auto" w:fill="FCFCFC"/>
         </w:rPr>
         <w:tab/>
-        <w:t xml:space="preserve">  output_data[x+y*width] = img_data[x+y*width]&gt;thres ? 255 : 0;</w:t>
+        <w:t xml:space="preserve">  </w:t>
+      </w:r>
+      <w:proofErr w:type="spellStart"/>
+      <w:r>
+        <w:rPr>
+          <w:rFonts w:ascii="Segoe UI" w:hAnsi="Segoe UI" w:cs="Segoe UI"/>
+          <w:shd w:val="clear" w:color="auto" w:fill="FCFCFC"/>
+        </w:rPr>
+        <w:t>output_data</w:t>
+      </w:r>
+      <w:proofErr w:type="spellEnd"/>
+      <w:r>
+        <w:rPr>
+          <w:rFonts w:ascii="Segoe UI" w:hAnsi="Segoe UI" w:cs="Segoe UI"/>
+          <w:shd w:val="clear" w:color="auto" w:fill="FCFCFC"/>
+        </w:rPr>
+        <w:t>[</w:t>
+      </w:r>
+      <w:proofErr w:type="spellStart"/>
+      <w:r>
+        <w:rPr>
+          <w:rFonts w:ascii="Segoe UI" w:hAnsi="Segoe UI" w:cs="Segoe UI"/>
+          <w:shd w:val="clear" w:color="auto" w:fill="FCFCFC"/>
+        </w:rPr>
+        <w:t>x+y</w:t>
+      </w:r>
+      <w:proofErr w:type="spellEnd"/>
+      <w:r>
+        <w:rPr>
+          <w:rFonts w:ascii="Segoe UI" w:hAnsi="Segoe UI" w:cs="Segoe UI"/>
+          <w:shd w:val="clear" w:color="auto" w:fill="FCFCFC"/>
+        </w:rPr>
+        <w:t xml:space="preserve">*width] = </w:t>
+      </w:r>
+      <w:proofErr w:type="spellStart"/>
+      <w:r>
+        <w:rPr>
+          <w:rFonts w:ascii="Segoe UI" w:hAnsi="Segoe UI" w:cs="Segoe UI"/>
+          <w:shd w:val="clear" w:color="auto" w:fill="FCFCFC"/>
+        </w:rPr>
+        <w:t>img_data</w:t>
+      </w:r>
+      <w:proofErr w:type="spellEnd"/>
+      <w:r>
+        <w:rPr>
+          <w:rFonts w:ascii="Segoe UI" w:hAnsi="Segoe UI" w:cs="Segoe UI"/>
+          <w:shd w:val="clear" w:color="auto" w:fill="FCFCFC"/>
+        </w:rPr>
+        <w:t>[</w:t>
+      </w:r>
+      <w:proofErr w:type="spellStart"/>
+      <w:r>
+        <w:rPr>
+          <w:rFonts w:ascii="Segoe UI" w:hAnsi="Segoe UI" w:cs="Segoe UI"/>
+          <w:shd w:val="clear" w:color="auto" w:fill="FCFCFC"/>
+        </w:rPr>
+        <w:t>x+y</w:t>
+      </w:r>
+      <w:proofErr w:type="spellEnd"/>
+      <w:r>
+        <w:rPr>
+          <w:rFonts w:ascii="Segoe UI" w:hAnsi="Segoe UI" w:cs="Segoe UI"/>
+          <w:shd w:val="clear" w:color="auto" w:fill="FCFCFC"/>
+        </w:rPr>
+        <w:t>*width]&gt;</w:t>
+      </w:r>
+      <w:proofErr w:type="spellStart"/>
+      <w:proofErr w:type="gramStart"/>
+      <w:r>
+        <w:rPr>
+          <w:rFonts w:ascii="Segoe UI" w:hAnsi="Segoe UI" w:cs="Segoe UI"/>
+          <w:shd w:val="clear" w:color="auto" w:fill="FCFCFC"/>
+        </w:rPr>
+        <w:t>thres</w:t>
+      </w:r>
+      <w:proofErr w:type="spellEnd"/>
+      <w:r>
+        <w:rPr>
+          <w:rFonts w:ascii="Segoe UI" w:hAnsi="Segoe UI" w:cs="Segoe UI"/>
+          <w:shd w:val="clear" w:color="auto" w:fill="FCFCFC"/>
+        </w:rPr>
+        <w:t xml:space="preserve"> ?</w:t>
+      </w:r>
+      <w:proofErr w:type="gramEnd"/>
+      <w:r>
+        <w:rPr>
+          <w:rFonts w:ascii="Segoe UI" w:hAnsi="Segoe UI" w:cs="Segoe UI"/>
+          <w:shd w:val="clear" w:color="auto" w:fill="FCFCFC"/>
+        </w:rPr>
+        <w:t xml:space="preserve"> </w:t>
+      </w:r>
+      <w:proofErr w:type="gramStart"/>
+      <w:r>
+        <w:rPr>
+          <w:rFonts w:ascii="Segoe UI" w:hAnsi="Segoe UI" w:cs="Segoe UI"/>
+          <w:shd w:val="clear" w:color="auto" w:fill="FCFCFC"/>
+        </w:rPr>
+        <w:t>255 :</w:t>
+      </w:r>
+      <w:proofErr w:type="gramEnd"/>
+      <w:r>
+        <w:rPr>
+          <w:rFonts w:ascii="Segoe UI" w:hAnsi="Segoe UI" w:cs="Segoe UI"/>
+          <w:shd w:val="clear" w:color="auto" w:fill="FCFCFC"/>
+        </w:rPr>
+        <w:t xml:space="preserve"> 0;</w:t>
       </w:r>
     </w:p>
     <w:p>
@@ -768,13 +1045,29 @@
           <w:rFonts w:ascii="Segoe UI" w:hAnsi="Segoe UI" w:cs="Segoe UI" w:hint="eastAsia"/>
           <w:shd w:val="clear" w:color="auto" w:fill="FCFCFC"/>
         </w:rPr>
-        <w:t>大津算法，也被称作最大类间方差法</w:t>
-      </w:r>
+        <w:t>大津算法，也被称作</w:t>
+      </w:r>
+      <w:proofErr w:type="gramStart"/>
       <w:r>
         <w:rPr>
           <w:rFonts w:ascii="Segoe UI" w:hAnsi="Segoe UI" w:cs="Segoe UI" w:hint="eastAsia"/>
           <w:shd w:val="clear" w:color="auto" w:fill="FCFCFC"/>
         </w:rPr>
+        <w:t>最大类间方差</w:t>
+      </w:r>
+      <w:proofErr w:type="gramEnd"/>
+      <w:r>
+        <w:rPr>
+          <w:rFonts w:ascii="Segoe UI" w:hAnsi="Segoe UI" w:cs="Segoe UI" w:hint="eastAsia"/>
+          <w:shd w:val="clear" w:color="auto" w:fill="FCFCFC"/>
+        </w:rPr>
+        <w:t>法</w:t>
+      </w:r>
+      <w:r>
+        <w:rPr>
+          <w:rFonts w:ascii="Segoe UI" w:hAnsi="Segoe UI" w:cs="Segoe UI" w:hint="eastAsia"/>
+          <w:shd w:val="clear" w:color="auto" w:fill="FCFCFC"/>
+        </w:rPr>
         <w:t>，</w:t>
       </w:r>
       <w:r>
@@ -789,7 +1082,23 @@
           <w:rFonts w:ascii="Segoe UI" w:hAnsi="Segoe UI" w:cs="Segoe UI" w:hint="eastAsia"/>
           <w:shd w:val="clear" w:color="auto" w:fill="FCFCFC"/>
         </w:rPr>
-        <w:t>计算图像的灰度直方图，寻找一个使图像前景与背景两类像素的类间方差达到最大的阈值</w:t>
+        <w:t>计算图像的灰度直方图，寻找一个使图像前景与背景两类像素</w:t>
+      </w:r>
+      <w:proofErr w:type="gramStart"/>
+      <w:r>
+        <w:rPr>
+          <w:rFonts w:ascii="Segoe UI" w:hAnsi="Segoe UI" w:cs="Segoe UI" w:hint="eastAsia"/>
+          <w:shd w:val="clear" w:color="auto" w:fill="FCFCFC"/>
+        </w:rPr>
+        <w:t>的类间方差</w:t>
+      </w:r>
+      <w:proofErr w:type="gramEnd"/>
+      <w:r>
+        <w:rPr>
+          <w:rFonts w:ascii="Segoe UI" w:hAnsi="Segoe UI" w:cs="Segoe UI" w:hint="eastAsia"/>
+          <w:shd w:val="clear" w:color="auto" w:fill="FCFCFC"/>
+        </w:rPr>
+        <w:t>达到最大的阈值</w:t>
       </w:r>
       <w:r>
         <w:rPr>
@@ -925,7 +1234,37 @@
           <w:rFonts w:ascii="Segoe UI" w:hAnsi="Segoe UI" w:cs="Segoe UI" w:hint="eastAsia"/>
           <w:shd w:val="clear" w:color="auto" w:fill="FCFCFC"/>
         </w:rPr>
-        <w:t>的像素点进行计算，即隔一个取一个。</w:t>
+        <w:t>的像素点进行计算，</w:t>
+      </w:r>
+      <w:r>
+        <w:rPr>
+          <w:rFonts w:ascii="Segoe UI" w:hAnsi="Segoe UI" w:cs="Segoe UI" w:hint="eastAsia"/>
+          <w:shd w:val="clear" w:color="auto" w:fill="FCFCFC"/>
+        </w:rPr>
+        <w:t>即，只取偶数行的第偶数</w:t>
+      </w:r>
+      <w:proofErr w:type="gramStart"/>
+      <w:r>
+        <w:rPr>
+          <w:rFonts w:ascii="Segoe UI" w:hAnsi="Segoe UI" w:cs="Segoe UI" w:hint="eastAsia"/>
+          <w:shd w:val="clear" w:color="auto" w:fill="FCFCFC"/>
+        </w:rPr>
+        <w:t>个</w:t>
+      </w:r>
+      <w:proofErr w:type="gramEnd"/>
+      <w:r>
+        <w:rPr>
+          <w:rFonts w:ascii="Segoe UI" w:hAnsi="Segoe UI" w:cs="Segoe UI" w:hint="eastAsia"/>
+          <w:shd w:val="clear" w:color="auto" w:fill="FCFCFC"/>
+        </w:rPr>
+        <w:t>像素进行处理，整体效果于使用全部像素处理的结果差别不大。</w:t>
+      </w:r>
+      <w:r>
+        <w:rPr>
+          <w:rFonts w:ascii="Segoe UI" w:hAnsi="Segoe UI" w:cs="Segoe UI"/>
+          <w:shd w:val="clear" w:color="auto" w:fill="FCFCFC"/>
+        </w:rPr>
+        <w:t xml:space="preserve"> </w:t>
       </w:r>
     </w:p>
     <w:p>
@@ -987,7 +1326,23 @@
           <w:rFonts w:ascii="Segoe UI" w:hAnsi="Segoe UI" w:cs="Segoe UI" w:hint="eastAsia"/>
           <w:shd w:val="clear" w:color="auto" w:fill="FCFCFC"/>
         </w:rPr>
-        <w:t>除了以上较为常用的两种方法之外，还有自适应阈值二值化，分块大津二值化等等，因为大津法已经够用，并且受限于芯片算力，我们没有在这方面进行更多的研究。</w:t>
+        <w:t>除了以上较为常用的两种方法之外，还有自适应阈值二值化，分块大津</w:t>
+      </w:r>
+      <w:proofErr w:type="gramStart"/>
+      <w:r>
+        <w:rPr>
+          <w:rFonts w:ascii="Segoe UI" w:hAnsi="Segoe UI" w:cs="Segoe UI" w:hint="eastAsia"/>
+          <w:shd w:val="clear" w:color="auto" w:fill="FCFCFC"/>
+        </w:rPr>
+        <w:t>二值化等等</w:t>
+      </w:r>
+      <w:proofErr w:type="gramEnd"/>
+      <w:r>
+        <w:rPr>
+          <w:rFonts w:ascii="Segoe UI" w:hAnsi="Segoe UI" w:cs="Segoe UI" w:hint="eastAsia"/>
+          <w:shd w:val="clear" w:color="auto" w:fill="FCFCFC"/>
+        </w:rPr>
+        <w:t>，因为大津法已经够用，并且受限于芯片算力，我们没有在这方面进行更多的研究。</w:t>
       </w:r>
     </w:p>
     <w:p>
@@ -1009,6 +1364,7 @@
           <w:shd w:val="clear" w:color="auto" w:fill="FCFCFC"/>
         </w:rPr>
       </w:pPr>
+      <w:proofErr w:type="spellStart"/>
       <w:r>
         <w:rPr>
           <w:rFonts w:ascii="Segoe UI" w:hAnsi="Segoe UI" w:cs="Segoe UI"/>
@@ -1021,13 +1377,21 @@
           <w:rFonts w:ascii="Segoe UI" w:hAnsi="Segoe UI" w:cs="Segoe UI" w:hint="eastAsia"/>
           <w:shd w:val="clear" w:color="auto" w:fill="FCFCFC"/>
         </w:rPr>
-        <w:t>i.</w:t>
-      </w:r>
+        <w:t>i</w:t>
+      </w:r>
+      <w:proofErr w:type="spellEnd"/>
       <w:r>
         <w:rPr>
           <w:rFonts w:ascii="Segoe UI" w:hAnsi="Segoe UI" w:cs="Segoe UI" w:hint="eastAsia"/>
           <w:shd w:val="clear" w:color="auto" w:fill="FCFCFC"/>
         </w:rPr>
+        <w:t>.</w:t>
+      </w:r>
+      <w:r>
+        <w:rPr>
+          <w:rFonts w:ascii="Segoe UI" w:hAnsi="Segoe UI" w:cs="Segoe UI" w:hint="eastAsia"/>
+          <w:shd w:val="clear" w:color="auto" w:fill="FCFCFC"/>
+        </w:rPr>
         <w:t>腐蚀与膨胀</w:t>
       </w:r>
     </w:p>
@@ -1059,7 +1423,55 @@
           <w:rFonts w:ascii="Segoe UI" w:hAnsi="Segoe UI" w:cs="Segoe UI" w:hint="eastAsia"/>
           <w:shd w:val="clear" w:color="auto" w:fill="FCFCFC"/>
         </w:rPr>
-        <w:t>。为了消除这些噪点，我们可以在二值化后，通过先腐蚀再膨胀的操作，在消除噪点的同时平滑边界。</w:t>
+        <w:t>。为了消除这些噪点，我们可以在</w:t>
+      </w:r>
+      <w:proofErr w:type="gramStart"/>
+      <w:r>
+        <w:rPr>
+          <w:rFonts w:ascii="Segoe UI" w:hAnsi="Segoe UI" w:cs="Segoe UI" w:hint="eastAsia"/>
+          <w:shd w:val="clear" w:color="auto" w:fill="FCFCFC"/>
+        </w:rPr>
+        <w:t>二值化后</w:t>
+      </w:r>
+      <w:proofErr w:type="gramEnd"/>
+      <w:r>
+        <w:rPr>
+          <w:rFonts w:ascii="Segoe UI" w:hAnsi="Segoe UI" w:cs="Segoe UI" w:hint="eastAsia"/>
+          <w:shd w:val="clear" w:color="auto" w:fill="FCFCFC"/>
+        </w:rPr>
+        <w:t>，通过先</w:t>
+      </w:r>
+      <w:proofErr w:type="gramStart"/>
+      <w:r>
+        <w:rPr>
+          <w:rFonts w:ascii="Segoe UI" w:hAnsi="Segoe UI" w:cs="Segoe UI" w:hint="eastAsia"/>
+          <w:shd w:val="clear" w:color="auto" w:fill="FCFCFC"/>
+        </w:rPr>
+        <w:t>腐蚀再</w:t>
+      </w:r>
+      <w:proofErr w:type="gramEnd"/>
+      <w:r>
+        <w:rPr>
+          <w:rFonts w:ascii="Segoe UI" w:hAnsi="Segoe UI" w:cs="Segoe UI" w:hint="eastAsia"/>
+          <w:shd w:val="clear" w:color="auto" w:fill="FCFCFC"/>
+        </w:rPr>
+        <w:t>膨胀的操作，在</w:t>
+      </w:r>
+      <w:proofErr w:type="gramStart"/>
+      <w:r>
+        <w:rPr>
+          <w:rFonts w:ascii="Segoe UI" w:hAnsi="Segoe UI" w:cs="Segoe UI" w:hint="eastAsia"/>
+          <w:shd w:val="clear" w:color="auto" w:fill="FCFCFC"/>
+        </w:rPr>
+        <w:t>消除噪点的</w:t>
+      </w:r>
+      <w:proofErr w:type="gramEnd"/>
+      <w:r>
+        <w:rPr>
+          <w:rFonts w:ascii="Segoe UI" w:hAnsi="Segoe UI" w:cs="Segoe UI" w:hint="eastAsia"/>
+          <w:shd w:val="clear" w:color="auto" w:fill="FCFCFC"/>
+        </w:rPr>
+        <w:t>同时平滑边界。</w:t>
       </w:r>
     </w:p>
     <w:p>
@@ -1220,7 +1632,23 @@
           <w:rFonts w:ascii="等线" w:eastAsia="等线" w:hAnsi="等线" w:cs="等线" w:hint="eastAsia"/>
           <w:shd w:val="clear" w:color="auto" w:fill="FCFCFC"/>
         </w:rPr>
-        <w:t>。可以理解为，对任意一个像素，规定的范围内，只要有一个白色像素，就变为白色，如果全为黑色色才为黑。</w:t>
+        <w:t>。可以理解为，对任意一个像素，规定的范围内，只要有一个白色像素，就变为白色，如果全为黑色</w:t>
+      </w:r>
+      <w:proofErr w:type="gramStart"/>
+      <w:r>
+        <w:rPr>
+          <w:rFonts w:ascii="等线" w:eastAsia="等线" w:hAnsi="等线" w:cs="等线" w:hint="eastAsia"/>
+          <w:shd w:val="clear" w:color="auto" w:fill="FCFCFC"/>
+        </w:rPr>
+        <w:t>色</w:t>
+      </w:r>
+      <w:proofErr w:type="gramEnd"/>
+      <w:r>
+        <w:rPr>
+          <w:rFonts w:ascii="等线" w:eastAsia="等线" w:hAnsi="等线" w:cs="等线" w:hint="eastAsia"/>
+          <w:shd w:val="clear" w:color="auto" w:fill="FCFCFC"/>
+        </w:rPr>
+        <w:t>才为黑。</w:t>
       </w:r>
     </w:p>
     <w:p>
@@ -1282,6 +1710,7 @@
           <w:shd w:val="clear" w:color="auto" w:fill="FCFCFC"/>
         </w:rPr>
       </w:pPr>
+      <w:proofErr w:type="spellStart"/>
       <w:r>
         <w:rPr>
           <w:rFonts w:ascii="等线" w:eastAsia="等线" w:hAnsi="等线" w:cs="等线"/>
@@ -1296,6 +1725,7 @@
         </w:rPr>
         <w:t>ii</w:t>
       </w:r>
+      <w:proofErr w:type="spellEnd"/>
       <w:r>
         <w:rPr>
           <w:rFonts w:ascii="等线" w:eastAsia="等线" w:hAnsi="等线" w:cs="等线"/>
@@ -1376,7 +1806,35 @@
           <w:rPr>
             <w:rStyle w:val="a6"/>
           </w:rPr>
-          <w:t>智能车摄像头四轮图像透视两种方法_哔哩哔哩_bilibili</w:t>
+          <w:t>智能车摄像头四轮图像透视两种方法_</w:t>
+        </w:r>
+        <w:proofErr w:type="gramStart"/>
+        <w:r>
+          <w:rPr>
+            <w:rStyle w:val="a6"/>
+          </w:rPr>
+          <w:t>哔</w:t>
+        </w:r>
+        <w:proofErr w:type="gramEnd"/>
+        <w:r>
+          <w:rPr>
+            <w:rStyle w:val="a6"/>
+          </w:rPr>
+          <w:t>哩</w:t>
+        </w:r>
+        <w:proofErr w:type="gramStart"/>
+        <w:r>
+          <w:rPr>
+            <w:rStyle w:val="a6"/>
+          </w:rPr>
+          <w:t>哔</w:t>
+        </w:r>
+        <w:proofErr w:type="gramEnd"/>
+        <w:r>
+          <w:rPr>
+            <w:rStyle w:val="a6"/>
+          </w:rPr>
+          <w:t>哩_bilibili</w:t>
         </w:r>
       </w:hyperlink>
     </w:p>
@@ -1448,9 +1906,40 @@
       </w:r>
       <w:r>
         <w:rPr>
+          <w:rFonts w:ascii="等线" w:eastAsia="等线" w:hAnsi="等线" w:cs="等线" w:hint="eastAsia"/>
+          <w:shd w:val="clear" w:color="auto" w:fill="FCFCFC"/>
+        </w:rPr>
+        <w:t>赛道上的光照不可能是均匀的，必然会有反光。在某些角度的反光可能导致</w:t>
+      </w:r>
+      <w:proofErr w:type="gramStart"/>
+      <w:r>
+        <w:rPr>
+          <w:rFonts w:ascii="等线" w:eastAsia="等线" w:hAnsi="等线" w:cs="等线" w:hint="eastAsia"/>
+          <w:shd w:val="clear" w:color="auto" w:fill="FCFCFC"/>
+        </w:rPr>
+        <w:t>二值化的</w:t>
+      </w:r>
+      <w:proofErr w:type="gramEnd"/>
+      <w:r>
+        <w:rPr>
+          <w:rFonts w:ascii="等线" w:eastAsia="等线" w:hAnsi="等线" w:cs="等线" w:hint="eastAsia"/>
+          <w:shd w:val="clear" w:color="auto" w:fill="FCFCFC"/>
+        </w:rPr>
+        <w:t>图像出现大片白色区域，非常影响巡线，这种反光可以通过物理手段解决</w:t>
+      </w:r>
+    </w:p>
+    <w:p>
+      <w:pPr>
+        <w:rPr>
           <w:rFonts w:ascii="等线" w:eastAsia="等线" w:hAnsi="等线" w:cs="等线"/>
           <w:shd w:val="clear" w:color="auto" w:fill="FCFCFC"/>
         </w:rPr>
+      </w:pPr>
+      <w:r>
+        <w:rPr>
+          <w:rFonts w:ascii="等线" w:eastAsia="等线" w:hAnsi="等线" w:cs="等线"/>
+          <w:shd w:val="clear" w:color="auto" w:fill="FCFCFC"/>
+        </w:rPr>
         <w:tab/>
       </w:r>
       <w:r>
@@ -1458,7 +1947,21 @@
           <w:rFonts w:ascii="等线" w:eastAsia="等线" w:hAnsi="等线" w:cs="等线" w:hint="eastAsia"/>
           <w:shd w:val="clear" w:color="auto" w:fill="FCFCFC"/>
         </w:rPr>
-        <w:t>赛道上的光照不可能是均匀的，必然会有反光。在某些角度的反光可能导致二值化的图像出现大片白色区域，非常影响巡线，这种反光可以通过物理手段解决</w:t>
+        <w:t>高中的知识告诉我们，光经过反射后会发生一定程度的偏振，那如果我们在摄像头上装上偏振片，再旋转置合适的角度，就能极大程度的去除赛道</w:t>
+      </w:r>
+      <w:r>
+        <w:rPr>
+          <w:rFonts w:ascii="等线" w:eastAsia="等线" w:hAnsi="等线" w:cs="等线" w:hint="eastAsia"/>
+          <w:shd w:val="clear" w:color="auto" w:fill="FCFCFC"/>
+        </w:rPr>
+        <w:t>反光，得到一个干净的赛道。</w:t>
+      </w:r>
+      <w:r>
+        <w:rPr>
+          <w:rFonts w:ascii="等线" w:eastAsia="等线" w:hAnsi="等线" w:cs="等线" w:hint="eastAsia"/>
+          <w:shd w:val="clear" w:color="auto" w:fill="FCFCFC"/>
+        </w:rPr>
+        <w:t>实践证明这是一个极为有效的方法。</w:t>
       </w:r>
     </w:p>
     <w:p>
@@ -1468,33 +1971,43 @@
           <w:shd w:val="clear" w:color="auto" w:fill="FCFCFC"/>
         </w:rPr>
       </w:pPr>
-      <w:r>
+    </w:p>
+    <w:p>
+      <w:pPr>
         <w:rPr>
           <w:rFonts w:ascii="等线" w:eastAsia="等线" w:hAnsi="等线" w:cs="等线"/>
           <w:shd w:val="clear" w:color="auto" w:fill="FCFCFC"/>
         </w:rPr>
-        <w:tab/>
-      </w:r>
-      <w:r>
+      </w:pPr>
+    </w:p>
+    <w:p>
+      <w:pPr>
         <w:rPr>
           <w:rFonts w:ascii="等线" w:eastAsia="等线" w:hAnsi="等线" w:cs="等线"/>
           <w:shd w:val="clear" w:color="auto" w:fill="FCFCFC"/>
         </w:rPr>
-        <w:tab/>
-      </w:r>
+      </w:pPr>
+    </w:p>
+    <w:p>
+      <w:pPr>
+        <w:rPr>
+          <w:rFonts w:ascii="等线" w:eastAsia="等线" w:hAnsi="等线" w:cs="等线"/>
+          <w:shd w:val="clear" w:color="auto" w:fill="FCFCFC"/>
+        </w:rPr>
+      </w:pPr>
       <w:r>
         <w:rPr>
           <w:rFonts w:ascii="等线" w:eastAsia="等线" w:hAnsi="等线" w:cs="等线" w:hint="eastAsia"/>
           <w:shd w:val="clear" w:color="auto" w:fill="FCFCFC"/>
         </w:rPr>
-        <w:t>高中的知识告诉我们，光经过反射后会发生一定程度的偏振，那如果我们在摄像头上装上偏振片，再旋转置合适的角度，就能极大程度的去除赛道</w:t>
+        <w:t>二，</w:t>
       </w:r>
       <w:r>
         <w:rPr>
           <w:rFonts w:ascii="等线" w:eastAsia="等线" w:hAnsi="等线" w:cs="等线" w:hint="eastAsia"/>
           <w:shd w:val="clear" w:color="auto" w:fill="FCFCFC"/>
         </w:rPr>
-        <w:t>反光，得到一个干净的赛道。</w:t>
+        <w:t>车辆目标设置</w:t>
       </w:r>
     </w:p>
     <w:p>
@@ -1544,25 +2057,48 @@
           <w:shd w:val="clear" w:color="auto" w:fill="FCFCFC"/>
         </w:rPr>
       </w:pPr>
+    </w:p>
+    <w:p>
+      <w:pPr>
+        <w:rPr>
+          <w:rFonts w:ascii="等线" w:eastAsia="等线" w:hAnsi="等线" w:cs="等线"/>
+          <w:shd w:val="clear" w:color="auto" w:fill="FCFCFC"/>
+        </w:rPr>
+      </w:pPr>
       <w:r>
         <w:rPr>
           <w:rFonts w:ascii="等线" w:eastAsia="等线" w:hAnsi="等线" w:cs="等线" w:hint="eastAsia"/>
           <w:shd w:val="clear" w:color="auto" w:fill="FCFCFC"/>
         </w:rPr>
-        <w:t>二，边线提取</w:t>
+        <w:t>三</w:t>
       </w:r>
       <w:r>
         <w:rPr>
           <w:rFonts w:ascii="等线" w:eastAsia="等线" w:hAnsi="等线" w:cs="等线" w:hint="eastAsia"/>
           <w:shd w:val="clear" w:color="auto" w:fill="FCFCFC"/>
         </w:rPr>
-        <w:t>（maze</w:t>
+        <w:t>，边线提取</w:t>
       </w:r>
       <w:r>
         <w:rPr>
           <w:rFonts w:ascii="等线" w:eastAsia="等线" w:hAnsi="等线" w:cs="等线" w:hint="eastAsia"/>
           <w:shd w:val="clear" w:color="auto" w:fill="FCFCFC"/>
         </w:rPr>
+        <w:t>（</w:t>
+      </w:r>
+      <w:proofErr w:type="spellStart"/>
+      <w:r>
+        <w:rPr>
+          <w:rFonts w:ascii="等线" w:eastAsia="等线" w:hAnsi="等线" w:cs="等线" w:hint="eastAsia"/>
+          <w:shd w:val="clear" w:color="auto" w:fill="FCFCFC"/>
+        </w:rPr>
+        <w:t>maze</w:t>
+      </w:r>
+      <w:r>
+        <w:rPr>
+          <w:rFonts w:ascii="等线" w:eastAsia="等线" w:hAnsi="等线" w:cs="等线" w:hint="eastAsia"/>
+          <w:shd w:val="clear" w:color="auto" w:fill="FCFCFC"/>
+        </w:rPr>
         <w:t>.</w:t>
       </w:r>
       <w:r>
@@ -1570,7 +2106,15 @@
           <w:rFonts w:ascii="等线" w:eastAsia="等线" w:hAnsi="等线" w:cs="等线" w:hint="eastAsia"/>
           <w:shd w:val="clear" w:color="auto" w:fill="FCFCFC"/>
         </w:rPr>
-        <w:t>c）</w:t>
+        <w:t>c</w:t>
+      </w:r>
+      <w:proofErr w:type="spellEnd"/>
+      <w:r>
+        <w:rPr>
+          <w:rFonts w:ascii="等线" w:eastAsia="等线" w:hAnsi="等线" w:cs="等线" w:hint="eastAsia"/>
+          <w:shd w:val="clear" w:color="auto" w:fill="FCFCFC"/>
+        </w:rPr>
+        <w:t>）</w:t>
       </w:r>
     </w:p>
     <w:p>
@@ -1645,6 +2189,7 @@
         </w:rPr>
         <w:t>/</w:t>
       </w:r>
+      <w:proofErr w:type="gramStart"/>
       <w:r>
         <w:rPr>
           <w:rFonts w:ascii="Segoe UI" w:hAnsi="Segoe UI" w:cs="Segoe UI"/>
@@ -1659,6 +2204,7 @@
         </w:rPr>
         <w:t>"</w:t>
       </w:r>
+      <w:proofErr w:type="gramEnd"/>
       <w:r>
         <w:rPr>
           <w:rFonts w:ascii="Segoe UI" w:hAnsi="Segoe UI" w:cs="Segoe UI"/>
@@ -1756,14 +2302,7 @@
         <w:rPr>
           <w:rFonts w:hint="eastAsia"/>
         </w:rPr>
-        <w:t>缩微光电相较于大赛道，有一个很大的不同在于他只有一条两厘米宽的引导线，赛道与赛</w:t>
-      </w:r>
-      <w:r>
-        <w:rPr>
-          <w:rFonts w:hint="eastAsia"/>
-        </w:rPr>
-        <w:lastRenderedPageBreak/>
-        <w:t>道之间的最小距离只有2</w:t>
+        <w:t>缩微光电相较于大赛道，有一个很大的不同在于他只有一条两厘米宽的引导线，赛道与赛道之间的最小距离只有2</w:t>
       </w:r>
       <w:r>
         <w:t>0</w:t>
@@ -1878,9 +2417,11 @@
         </w:rPr>
         <w:t>(所在函数：</w:t>
       </w:r>
+      <w:proofErr w:type="spellStart"/>
       <w:r>
         <w:t>First_Line_M</w:t>
       </w:r>
+      <w:proofErr w:type="spellEnd"/>
       <w:r>
         <w:t>)</w:t>
       </w:r>
@@ -1904,7 +2445,21 @@
         <w:rPr>
           <w:rFonts w:hint="eastAsia"/>
         </w:rPr>
-        <w:t>最开始我们采用的是在图像最下方的那条像素上从左往右找黑白交界点，作为左边线起始点，然后继续向左找白黑交界点，为右边界起始点。但是这在一些情况下会出现问题，比如说圆环用这种方式就会</w:t>
+        <w:t>最开始我们采用的是在图像最下方的那条像素上从左往右找黑白交界点，作为左边线起始点，然后继续</w:t>
+      </w:r>
+      <w:proofErr w:type="gramStart"/>
+      <w:r>
+        <w:rPr>
+          <w:rFonts w:hint="eastAsia"/>
+        </w:rPr>
+        <w:t>向左找</w:t>
+      </w:r>
+      <w:proofErr w:type="gramEnd"/>
+      <w:r>
+        <w:rPr>
+          <w:rFonts w:hint="eastAsia"/>
+        </w:rPr>
+        <w:t>白黑交界点，为右边界起始点。但是这在一些情况下会出现问题，比如说圆环用这种方式就会</w:t>
       </w:r>
       <w:r>
         <w:rPr>
@@ -1920,6 +2475,7 @@
         <w:rPr>
           <w:noProof/>
         </w:rPr>
+        <w:lastRenderedPageBreak/>
         <w:drawing>
           <wp:inline distT="0" distB="0" distL="0" distR="0" wp14:anchorId="16F67E8B" wp14:editId="31BF42B4">
             <wp:extent cx="5274310" cy="2962275"/>
@@ -1977,11 +2533,33 @@
         </w:rPr>
         <w:t>因此，我们提出了综合了最长白列和黑白交界点的</w:t>
       </w:r>
-      <w:r>
-        <w:rPr>
-          <w:rFonts w:hint="eastAsia"/>
-        </w:rPr>
-        <w:t>的起始点搜素方法。</w:t>
+      <w:proofErr w:type="gramStart"/>
+      <w:r>
+        <w:rPr>
+          <w:rFonts w:hint="eastAsia"/>
+        </w:rPr>
+        <w:t>的</w:t>
+      </w:r>
+      <w:proofErr w:type="gramEnd"/>
+      <w:r>
+        <w:rPr>
+          <w:rFonts w:hint="eastAsia"/>
+        </w:rPr>
+        <w:t>起始</w:t>
+      </w:r>
+      <w:proofErr w:type="gramStart"/>
+      <w:r>
+        <w:rPr>
+          <w:rFonts w:hint="eastAsia"/>
+        </w:rPr>
+        <w:t>点搜素</w:t>
+      </w:r>
+      <w:proofErr w:type="gramEnd"/>
+      <w:r>
+        <w:rPr>
+          <w:rFonts w:hint="eastAsia"/>
+        </w:rPr>
+        <w:t>方法。</w:t>
       </w:r>
     </w:p>
     <w:p>
@@ -1989,7 +2567,6 @@
         <w:rPr>
           <w:noProof/>
         </w:rPr>
-        <w:lastRenderedPageBreak/>
         <w:drawing>
           <wp:inline distT="0" distB="0" distL="0" distR="0" wp14:anchorId="151FBDCA" wp14:editId="4808AC7F">
             <wp:extent cx="3451571" cy="1937657"/>
@@ -2077,7 +2654,21 @@
         <w:rPr>
           <w:rFonts w:hint="eastAsia"/>
         </w:rPr>
-        <w:t>（由于算力够用，所以实际上代码中并没有采取这种精细的算法，而是之间求取</w:t>
+        <w:t>（</w:t>
+      </w:r>
+      <w:proofErr w:type="gramStart"/>
+      <w:r>
+        <w:rPr>
+          <w:rFonts w:hint="eastAsia"/>
+        </w:rPr>
+        <w:t>由于算力够用</w:t>
+      </w:r>
+      <w:proofErr w:type="gramEnd"/>
+      <w:r>
+        <w:rPr>
+          <w:rFonts w:hint="eastAsia"/>
+        </w:rPr>
+        <w:t>，所以实际上代码中并没有采取这种精细的算法，而是之间求取</w:t>
       </w:r>
       <w:r>
         <w:rPr>
@@ -2091,11 +2682,19 @@
         </w:rPr>
         <w:t>一行</w:t>
       </w:r>
-      <w:r>
-        <w:rPr>
-          <w:rFonts w:hint="eastAsia"/>
-        </w:rPr>
-        <w:t>所有点上方连接的白点个数，然后取最大值）</w:t>
+      <w:proofErr w:type="gramStart"/>
+      <w:r>
+        <w:rPr>
+          <w:rFonts w:hint="eastAsia"/>
+        </w:rPr>
+        <w:t>所有点</w:t>
+      </w:r>
+      <w:proofErr w:type="gramEnd"/>
+      <w:r>
+        <w:rPr>
+          <w:rFonts w:hint="eastAsia"/>
+        </w:rPr>
+        <w:t>上方连接的白点个数，然后取最大值）</w:t>
       </w:r>
     </w:p>
     <w:p/>
@@ -2121,9 +2720,11 @@
         </w:rPr>
         <w:t>（所在函数：</w:t>
       </w:r>
+      <w:proofErr w:type="spellStart"/>
       <w:r>
         <w:t>findline_twoside</w:t>
       </w:r>
+      <w:proofErr w:type="spellEnd"/>
       <w:r>
         <w:rPr>
           <w:rFonts w:hint="eastAsia"/>
@@ -2145,7 +2746,21 @@
         <w:rPr>
           <w:rFonts w:hint="eastAsia"/>
         </w:rPr>
-        <w:t>如此设计是为了处理大赛道不存在的一种元素：虚线。如果两边分开爬，当遇到虚线时就可能出现爬线爬了一圈回到底部，停止爬线的情况</w:t>
+        <w:t>如此设计是为了处理大赛道不存在的一种元素：虚线。如果两边分开爬，当遇到虚线时就可能出现</w:t>
+      </w:r>
+      <w:proofErr w:type="gramStart"/>
+      <w:r>
+        <w:rPr>
+          <w:rFonts w:hint="eastAsia"/>
+        </w:rPr>
+        <w:t>爬线爬了</w:t>
+      </w:r>
+      <w:proofErr w:type="gramEnd"/>
+      <w:r>
+        <w:rPr>
+          <w:rFonts w:hint="eastAsia"/>
+        </w:rPr>
+        <w:t>一圈回到底部，停止爬线的情况</w:t>
       </w:r>
     </w:p>
     <w:p/>
@@ -2154,6 +2769,7 @@
         <w:rPr>
           <w:noProof/>
         </w:rPr>
+        <w:lastRenderedPageBreak/>
         <w:drawing>
           <wp:inline distT="0" distB="0" distL="0" distR="0" wp14:anchorId="7289E3F3" wp14:editId="6BBFF614">
             <wp:extent cx="5116286" cy="2906486"/>
@@ -2266,7 +2882,21 @@
         <w:rPr>
           <w:rFonts w:hint="eastAsia"/>
         </w:rPr>
-        <w:t>两边线接触了，此时将进入虚线处理，具体在“元素处理</w:t>
+        <w:t>两边线接触了，此时将进入虚线处理，具体在</w:t>
+      </w:r>
+      <w:proofErr w:type="gramStart"/>
+      <w:r>
+        <w:rPr>
+          <w:rFonts w:hint="eastAsia"/>
+        </w:rPr>
+        <w:t>“</w:t>
+      </w:r>
+      <w:proofErr w:type="gramEnd"/>
+      <w:r>
+        <w:rPr>
+          <w:rFonts w:hint="eastAsia"/>
+        </w:rPr>
+        <w:t>元素处理</w:t>
       </w:r>
       <w:r>
         <w:rPr>
@@ -2364,7 +2994,14 @@
         <w:rPr>
           <w:rFonts w:hint="eastAsia"/>
         </w:rPr>
-        <w:t>时不进行此判断</w:t>
+        <w:t>时不进行此</w:t>
+      </w:r>
+      <w:r>
+        <w:rPr>
+          <w:rFonts w:hint="eastAsia"/>
+        </w:rPr>
+        <w:lastRenderedPageBreak/>
+        <w:t>判断</w:t>
       </w:r>
     </w:p>
     <w:p/>
@@ -2375,9 +3012,11 @@
         </w:rPr>
         <w:t>在爬线的同时，我们也通过全局变量记录了四个值：最小x值（即边线最左侧），最大x值（即边线最右侧），左边线最大y值，右边线最大y值，其中，最小和最大 x值是单次调用</w:t>
       </w:r>
+      <w:proofErr w:type="spellStart"/>
       <w:r>
         <w:t>findline_twoside</w:t>
       </w:r>
+      <w:proofErr w:type="spellEnd"/>
       <w:r>
         <w:rPr>
           <w:rFonts w:hint="eastAsia"/>
@@ -2409,10 +3048,7 @@
         <w:rPr>
           <w:rFonts w:hint="eastAsia"/>
         </w:rPr>
-        <w:t>4</w:t>
-      </w:r>
-      <w:r>
-        <w:t>.</w:t>
+        <w:t>三，</w:t>
       </w:r>
       <w:r>
         <w:rPr>
@@ -2424,11 +3060,19 @@
         <w:rPr>
           <w:rFonts w:hint="eastAsia"/>
         </w:rPr>
-        <w:t>（element</w:t>
+        <w:t>（</w:t>
+      </w:r>
+      <w:proofErr w:type="spellStart"/>
+      <w:r>
+        <w:rPr>
+          <w:rFonts w:hint="eastAsia"/>
+        </w:rPr>
+        <w:t>element</w:t>
       </w:r>
       <w:r>
         <w:t>_line.c,state_control.c</w:t>
       </w:r>
+      <w:proofErr w:type="spellEnd"/>
       <w:r>
         <w:rPr>
           <w:rFonts w:hint="eastAsia"/>
@@ -2449,7 +3093,21 @@
         <w:rPr>
           <w:rFonts w:hint="eastAsia"/>
         </w:rPr>
-        <w:t>元素识别我们采用了青山佬分享的元素行方案，主要对圆环，十字进行了处理，并且把折线和直线归类为同一种元素。虚线作为寻线部分的特殊元素单独进行了处理。</w:t>
+        <w:t>元素识别我们采用了青山</w:t>
+      </w:r>
+      <w:proofErr w:type="gramStart"/>
+      <w:r>
+        <w:rPr>
+          <w:rFonts w:hint="eastAsia"/>
+        </w:rPr>
+        <w:t>佬</w:t>
+      </w:r>
+      <w:proofErr w:type="gramEnd"/>
+      <w:r>
+        <w:rPr>
+          <w:rFonts w:hint="eastAsia"/>
+        </w:rPr>
+        <w:t>分享的元素行方案，主要对圆环，十字进行了处理，并且把折线和直线归类为同一种元素。虚线作为寻线部分的特殊元素单独进行了处理。</w:t>
       </w:r>
     </w:p>
     <w:p/>
@@ -2489,14 +3147,7 @@
         <w:rPr>
           <w:rFonts w:hint="eastAsia"/>
         </w:rPr>
-        <w:t>四个边界的黑白交界点数来进行元素判断的方案，为了避</w:t>
-      </w:r>
-      <w:r>
-        <w:rPr>
-          <w:rFonts w:hint="eastAsia"/>
-        </w:rPr>
-        <w:lastRenderedPageBreak/>
-        <w:t>免虚线导致的误判，我们多增加了几条识别线。</w:t>
+        <w:t>四个边界的黑白交界点数来进行元素判断的方案，为了避免虚线导致的误判，我们多增加了几条识别线。</w:t>
       </w:r>
     </w:p>
     <w:p>
@@ -2587,9 +3238,11 @@
         </w:rPr>
         <w:t>数组（如</w:t>
       </w:r>
+      <w:proofErr w:type="spellStart"/>
       <w:r>
         <w:t>L_edge</w:t>
       </w:r>
+      <w:proofErr w:type="spellEnd"/>
       <w:r>
         <w:rPr>
           <w:rFonts w:hint="eastAsia"/>
@@ -2762,6 +3415,7 @@
               <w:rPr>
                 <w:rFonts w:hint="eastAsia"/>
               </w:rPr>
+              <w:lastRenderedPageBreak/>
               <w:t>直线/折线</w:t>
             </w:r>
           </w:p>
@@ -3111,7 +3765,6 @@
         <w:rPr>
           <w:noProof/>
         </w:rPr>
-        <w:lastRenderedPageBreak/>
         <w:drawing>
           <wp:inline distT="0" distB="0" distL="0" distR="0" wp14:anchorId="6556E5DD" wp14:editId="4385644A">
             <wp:extent cx="5274310" cy="3296920"/>
@@ -3268,12 +3921,14 @@
         </w:rPr>
         <w:t>，配合我们基于角度的误差处理，画面上方的误差所计算出的</w:t>
       </w:r>
+      <w:proofErr w:type="gramStart"/>
       <w:r>
         <w:rPr>
           <w:rFonts w:hint="eastAsia"/>
         </w:rPr>
         <w:t>转向值</w:t>
       </w:r>
+      <w:proofErr w:type="gramEnd"/>
       <w:r>
         <w:rPr>
           <w:rFonts w:hint="eastAsia"/>
@@ -3362,14 +4017,7 @@
         <w:rPr>
           <w:rFonts w:hint="eastAsia"/>
         </w:rPr>
-        <w:t>。爬</w:t>
-      </w:r>
-      <w:r>
-        <w:rPr>
-          <w:rFonts w:hint="eastAsia"/>
-        </w:rPr>
-        <w:lastRenderedPageBreak/>
-        <w:t>线会爬向两边，直到边界。</w:t>
+        <w:t>。爬线会爬向两边，直到边界。</w:t>
       </w:r>
     </w:p>
     <w:p>
@@ -3489,9 +4137,6 @@
       <w:pPr>
         <w:pStyle w:val="a3"/>
         <w:ind w:left="360" w:firstLineChars="0" w:firstLine="0"/>
-        <w:rPr>
-          <w:rFonts w:hint="eastAsia"/>
-        </w:rPr>
       </w:pPr>
       <w:r>
         <w:rPr>
@@ -3658,9 +4303,6 @@
       <w:pPr>
         <w:pStyle w:val="a3"/>
         <w:ind w:left="360" w:firstLineChars="0" w:firstLine="0"/>
-        <w:rPr>
-          <w:rFonts w:hint="eastAsia"/>
-        </w:rPr>
       </w:pPr>
       <w:r>
         <w:t>I</w:t>
@@ -3670,6 +4312,24 @@
           <w:rFonts w:hint="eastAsia"/>
         </w:rPr>
         <w:t>n阶段</w:t>
+      </w:r>
+      <w:r>
+        <w:rPr>
+          <w:rFonts w:hint="eastAsia"/>
+        </w:rPr>
+        <w:t>：</w:t>
+      </w:r>
+    </w:p>
+    <w:p>
+      <w:pPr>
+        <w:pStyle w:val="a3"/>
+        <w:ind w:left="360" w:firstLineChars="0" w:firstLine="0"/>
+      </w:pPr>
+      <w:r>
+        <w:rPr>
+          <w:rFonts w:hint="eastAsia"/>
+        </w:rPr>
+        <w:t>此阶段是从直道到初步进入圆环，通过元素行</w:t>
       </w:r>
     </w:p>
     <w:sectPr>
